--- a/applications/STRONG/Confidential - Senior Data Engineer Databricks - 2026-08-27/cover_letter.docx
+++ b/applications/STRONG/Confidential - Senior Data Engineer Databricks - 2026-08-27/cover_letter.docx
@@ -200,7 +200,7 @@
           <w:color w:val="09152A"/>
           <w:sz w:val="22"/>
         </w:rPr>
-        <w:t>At Ferguson Enterprises and Catalyzt Nutrition, I designed and built Databricks Medallion Architecture pipelines processing enterprise-scale ecommerce, supply chain, and operational datasets — implementing Bronze ingestion layers, Silver transformation and validation layers, and Gold dimensional models for analytics and reporting. I deployed Delta Live Tables for declarative pipeline orchestration, Unity Catalog for data governance, and Delta Lake for ACID-compliant, versioned storage across multi-cloud environments on Azure, GCP, and AWS. In my freelance practice, I extended this expertise across three client organizations: at callcathai.online, I built Databricks Medallion Architecture for call analytics with Delta Live Tables, data quality validations, and production alerting; at primelayertrades.com, I implemented Unity Catalog governance, Delta Lake storage, and CI/CD pipelines for Git-based deployment across environments; and at hereraspreadsheets.com, I developed reusable Databricks framework components, Spark optimization patterns, and streaming data pipelines feeding real-time executive dashboards.</w:t>
+        <w:t>At Ferguson Enterprises and Catalyzt Nutrition, I designed and built Databricks Medallion Architecture pipelines processing enterprise-scale ecommerce, supply chain, and operational datasets — implementing Bronze ingestion layers, Silver transformation and validation layers, and Gold dimensional models for analytics and reporting. I deployed Delta Live Tables for declarative pipeline orchestration, Unity Catalog for data governance, and Delta Lake for ACID-compliant, versioned storage across multi-cloud environments on Azure, GCP, and AWS. In my freelance practice, I extended this expertise across three client organizations: at callcatchai.online, I built Databricks Medallion Architecture for call analytics with Delta Live Tables, data quality validations, and production alerting; at primelayertrades.com, I implemented Unity Catalog governance, Delta Lake storage, and CI/CD pipelines for Git-based deployment across environments; and at hereraspreadsheets.com, I developed reusable Databricks framework components, Spark optimization patterns, and streaming data pipelines feeding real-time executive dashboards.</w:t>
       </w:r>
     </w:p>
     <w:p>
